--- a/抽離教學_數學/高三數學/IEP第8-9點_數學科_高三文組_通用草稿.docx
+++ b/抽離教學_數學/高三數學/IEP第8-9點_數學科_高三文組_通用草稿.docx
@@ -1333,25 +1333,22 @@
               <w:rPr>
                 <w:rFonts w:hint="eastAsia"/>
               </w:rPr>
-              <w:t>抽離教學</w:t>
+              <w:t>抽離教學(小組輔助)</w:t>
             </w:r>
             <w:r>
               <w:rPr>
                 <w:rFonts w:hint="eastAsia"/>
               </w:rPr>
-              <w:t>(</w:t>
             </w:r>
             <w:r>
               <w:rPr>
                 <w:rFonts w:hint="eastAsia"/>
               </w:rPr>
-              <w:t>小組教學</w:t>
             </w:r>
             <w:r>
               <w:rPr>
                 <w:rFonts w:hint="eastAsia"/>
               </w:rPr>
-              <w:t>)</w:t>
             </w:r>
           </w:p>
         </w:tc>
